--- a/PostgreSQL/assignment6.docx
+++ b/PostgreSQL/assignment6.docx
@@ -1084,25 +1084,7 @@
           <w:sz w:val="15"/>
           <w:szCs w:val="15"/>
         </w:rPr>
-        <w:t>|region_</w:t>
-      </w:r>
-      <w:proofErr w:type="gramStart"/>
-      <w:r>
-        <w:rPr>
-          <w:rFonts w:ascii="JetBrains Mono" w:hAnsi="JetBrains Mono" w:cs="JetBrains Mono"/>
-          <w:sz w:val="15"/>
-          <w:szCs w:val="15"/>
-        </w:rPr>
-        <w:t>id  |</w:t>
-      </w:r>
-      <w:proofErr w:type="gramEnd"/>
-      <w:r>
-        <w:rPr>
-          <w:rFonts w:ascii="JetBrains Mono" w:hAnsi="JetBrains Mono" w:cs="JetBrains Mono"/>
-          <w:sz w:val="15"/>
-          <w:szCs w:val="15"/>
-        </w:rPr>
-        <w:t>smallint         |</w:t>
+        <w:t>|region_id  |smallint         |</w:t>
       </w:r>
     </w:p>
     <w:p>
@@ -1427,25 +1409,7 @@
           <w:sz w:val="15"/>
           <w:szCs w:val="15"/>
         </w:rPr>
-        <w:t>|country_</w:t>
-      </w:r>
-      <w:proofErr w:type="gramStart"/>
-      <w:r>
-        <w:rPr>
-          <w:rFonts w:ascii="JetBrains Mono" w:hAnsi="JetBrains Mono" w:cs="JetBrains Mono"/>
-          <w:sz w:val="15"/>
-          <w:szCs w:val="15"/>
-        </w:rPr>
-        <w:t>id  |</w:t>
-      </w:r>
-      <w:proofErr w:type="gramEnd"/>
-      <w:r>
-        <w:rPr>
-          <w:rFonts w:ascii="JetBrains Mono" w:hAnsi="JetBrains Mono" w:cs="JetBrains Mono"/>
-          <w:sz w:val="15"/>
-          <w:szCs w:val="15"/>
-        </w:rPr>
-        <w:t>character varying|</w:t>
+        <w:t>|country_id  |character varying|</w:t>
       </w:r>
     </w:p>
     <w:p>
@@ -2169,25 +2133,7 @@
           <w:sz w:val="15"/>
           <w:szCs w:val="15"/>
         </w:rPr>
-        <w:t>|department_</w:t>
-      </w:r>
-      <w:proofErr w:type="gramStart"/>
-      <w:r>
-        <w:rPr>
-          <w:rFonts w:ascii="JetBrains Mono" w:hAnsi="JetBrains Mono" w:cs="JetBrains Mono"/>
-          <w:sz w:val="15"/>
-          <w:szCs w:val="15"/>
-        </w:rPr>
-        <w:t>id  |</w:t>
-      </w:r>
-      <w:proofErr w:type="gramEnd"/>
-      <w:r>
-        <w:rPr>
-          <w:rFonts w:ascii="JetBrains Mono" w:hAnsi="JetBrains Mono" w:cs="JetBrains Mono"/>
-          <w:sz w:val="15"/>
-          <w:szCs w:val="15"/>
-        </w:rPr>
-        <w:t>integer          |</w:t>
+        <w:t>|department_id  |integer          |</w:t>
       </w:r>
     </w:p>
     <w:p>
@@ -2632,25 +2578,7 @@
           <w:sz w:val="15"/>
           <w:szCs w:val="15"/>
         </w:rPr>
-        <w:t>|job_</w:t>
-      </w:r>
-      <w:proofErr w:type="gramStart"/>
-      <w:r>
-        <w:rPr>
-          <w:rFonts w:ascii="JetBrains Mono" w:hAnsi="JetBrains Mono" w:cs="JetBrains Mono"/>
-          <w:sz w:val="15"/>
-          <w:szCs w:val="15"/>
-        </w:rPr>
-        <w:t>title  |</w:t>
-      </w:r>
-      <w:proofErr w:type="gramEnd"/>
-      <w:r>
-        <w:rPr>
-          <w:rFonts w:ascii="JetBrains Mono" w:hAnsi="JetBrains Mono" w:cs="JetBrains Mono"/>
-          <w:sz w:val="15"/>
-          <w:szCs w:val="15"/>
-        </w:rPr>
-        <w:t>character varying|</w:t>
+        <w:t>|job_title  |character varying|</w:t>
       </w:r>
     </w:p>
     <w:p>
@@ -2827,25 +2755,7 @@
           <w:sz w:val="15"/>
           <w:szCs w:val="15"/>
         </w:rPr>
-        <w:t>|column_</w:t>
-      </w:r>
-      <w:proofErr w:type="gramStart"/>
-      <w:r>
-        <w:rPr>
-          <w:rFonts w:ascii="JetBrains Mono" w:hAnsi="JetBrains Mono" w:cs="JetBrains Mono"/>
-          <w:sz w:val="15"/>
-          <w:szCs w:val="15"/>
-        </w:rPr>
-        <w:t>name  |</w:t>
-      </w:r>
-      <w:proofErr w:type="gramEnd"/>
-      <w:r>
-        <w:rPr>
-          <w:rFonts w:ascii="JetBrains Mono" w:hAnsi="JetBrains Mono" w:cs="JetBrains Mono"/>
-          <w:sz w:val="15"/>
-          <w:szCs w:val="15"/>
-        </w:rPr>
-        <w:t>data_type        |</w:t>
+        <w:t>|column_name  |data_type        |</w:t>
       </w:r>
     </w:p>
     <w:p>
@@ -2919,25 +2829,7 @@
           <w:sz w:val="15"/>
           <w:szCs w:val="15"/>
         </w:rPr>
-        <w:t>|employee_</w:t>
-      </w:r>
-      <w:proofErr w:type="gramStart"/>
-      <w:r>
-        <w:rPr>
-          <w:rFonts w:ascii="JetBrains Mono" w:hAnsi="JetBrains Mono" w:cs="JetBrains Mono"/>
-          <w:sz w:val="15"/>
-          <w:szCs w:val="15"/>
-        </w:rPr>
-        <w:t>id  |</w:t>
-      </w:r>
-      <w:proofErr w:type="gramEnd"/>
-      <w:r>
-        <w:rPr>
-          <w:rFonts w:ascii="JetBrains Mono" w:hAnsi="JetBrains Mono" w:cs="JetBrains Mono"/>
-          <w:sz w:val="15"/>
-          <w:szCs w:val="15"/>
-        </w:rPr>
-        <w:t>bigint           |</w:t>
+        <w:t>|employee_id  |bigint           |</w:t>
       </w:r>
     </w:p>
     <w:p>
@@ -3669,25 +3561,7 @@
           <w:sz w:val="15"/>
           <w:szCs w:val="15"/>
         </w:rPr>
-        <w:t>|phone_</w:t>
-      </w:r>
-      <w:proofErr w:type="gramStart"/>
-      <w:r>
-        <w:rPr>
-          <w:rFonts w:ascii="JetBrains Mono" w:hAnsi="JetBrains Mono" w:cs="JetBrains Mono"/>
-          <w:sz w:val="15"/>
-          <w:szCs w:val="15"/>
-        </w:rPr>
-        <w:t>number  |</w:t>
-      </w:r>
-      <w:proofErr w:type="gramEnd"/>
-      <w:r>
-        <w:rPr>
-          <w:rFonts w:ascii="JetBrains Mono" w:hAnsi="JetBrains Mono" w:cs="JetBrains Mono"/>
-          <w:sz w:val="15"/>
-          <w:szCs w:val="15"/>
-        </w:rPr>
-        <w:t>character varying|</w:t>
+        <w:t>|phone_number  |character varying|</w:t>
       </w:r>
     </w:p>
     <w:p>
@@ -3957,25 +3831,7 @@
           <w:szCs w:val="15"/>
         </w:rPr>
         <w:br/>
-        <w:t xml:space="preserve">    ADD street_no </w:t>
-      </w:r>
-      <w:proofErr w:type="gramStart"/>
-      <w:r>
-        <w:rPr>
-          <w:rFonts w:ascii="JetBrains Mono" w:hAnsi="JetBrains Mono" w:cs="JetBrains Mono"/>
-          <w:sz w:val="15"/>
-          <w:szCs w:val="15"/>
-        </w:rPr>
-        <w:t>VARCHAR(</w:t>
-      </w:r>
-      <w:proofErr w:type="gramEnd"/>
-      <w:r>
-        <w:rPr>
-          <w:rFonts w:ascii="JetBrains Mono" w:hAnsi="JetBrains Mono" w:cs="JetBrains Mono"/>
-          <w:sz w:val="15"/>
-          <w:szCs w:val="15"/>
-        </w:rPr>
-        <w:t>50);</w:t>
+        <w:t xml:space="preserve">    ADD street_no VARCHAR(50);</w:t>
       </w:r>
     </w:p>
     <w:p>
@@ -4127,25 +3983,7 @@
           <w:szCs w:val="15"/>
         </w:rPr>
         <w:br/>
-        <w:t xml:space="preserve">    ADD street_no </w:t>
-      </w:r>
-      <w:proofErr w:type="gramStart"/>
-      <w:r>
-        <w:rPr>
-          <w:rFonts w:ascii="JetBrains Mono" w:hAnsi="JetBrains Mono" w:cs="JetBrains Mono"/>
-          <w:sz w:val="15"/>
-          <w:szCs w:val="15"/>
-        </w:rPr>
-        <w:t>VARCHAR(</w:t>
-      </w:r>
-      <w:proofErr w:type="gramEnd"/>
-      <w:r>
-        <w:rPr>
-          <w:rFonts w:ascii="JetBrains Mono" w:hAnsi="JetBrains Mono" w:cs="JetBrains Mono"/>
-          <w:sz w:val="15"/>
-          <w:szCs w:val="15"/>
-        </w:rPr>
-        <w:t>50);</w:t>
+        <w:t xml:space="preserve">    ADD street_no VARCHAR(50);</w:t>
       </w:r>
     </w:p>
     <w:p>
@@ -4290,18 +4128,8 @@
           <w:szCs w:val="15"/>
         </w:rPr>
         <w:br/>
-        <w:t>FROM information_</w:t>
-      </w:r>
-      <w:proofErr w:type="gramStart"/>
-      <w:r>
-        <w:rPr>
-          <w:rFonts w:ascii="JetBrains Mono" w:hAnsi="JetBrains Mono" w:cs="JetBrains Mono"/>
-          <w:sz w:val="15"/>
-          <w:szCs w:val="15"/>
-        </w:rPr>
-        <w:t>schema.columns</w:t>
-      </w:r>
-      <w:proofErr w:type="gramEnd"/>
+        <w:t>FROM information_schema.columns</w:t>
+      </w:r>
       <w:r>
         <w:rPr>
           <w:rFonts w:ascii="JetBrains Mono" w:hAnsi="JetBrains Mono" w:cs="JetBrains Mono"/>
@@ -4321,488 +4149,15 @@
           <w:szCs w:val="20"/>
         </w:rPr>
       </w:pPr>
-      <w:r>
+    </w:p>
+    <w:p>
+      <w:pPr>
         <w:rPr>
           <w:b/>
           <w:bCs/>
           <w:sz w:val="20"/>
           <w:szCs w:val="20"/>
         </w:rPr>
-        <w:t>Output:</w:t>
-      </w:r>
-    </w:p>
-    <w:p>
-      <w:pPr>
-        <w:shd w:val="clear" w:color="auto" w:fill="FFFFFF"/>
-        <w:tabs>
-          <w:tab w:val="left" w:pos="916"/>
-          <w:tab w:val="left" w:pos="1832"/>
-          <w:tab w:val="left" w:pos="2748"/>
-          <w:tab w:val="left" w:pos="3664"/>
-          <w:tab w:val="left" w:pos="4580"/>
-          <w:tab w:val="left" w:pos="5496"/>
-          <w:tab w:val="left" w:pos="6412"/>
-          <w:tab w:val="left" w:pos="7328"/>
-          <w:tab w:val="left" w:pos="8244"/>
-          <w:tab w:val="left" w:pos="9160"/>
-          <w:tab w:val="left" w:pos="10076"/>
-          <w:tab w:val="left" w:pos="10992"/>
-          <w:tab w:val="left" w:pos="11908"/>
-          <w:tab w:val="left" w:pos="12824"/>
-          <w:tab w:val="left" w:pos="13740"/>
-          <w:tab w:val="left" w:pos="14656"/>
-        </w:tabs>
-        <w:spacing w:after="0" w:line="240" w:lineRule="auto"/>
-        <w:rPr>
-          <w:rFonts w:ascii="JetBrains Mono" w:hAnsi="JetBrains Mono" w:cs="JetBrains Mono"/>
-          <w:sz w:val="15"/>
-          <w:szCs w:val="15"/>
-        </w:rPr>
-      </w:pPr>
-      <w:r>
-        <w:rPr>
-          <w:rFonts w:ascii="JetBrains Mono" w:hAnsi="JetBrains Mono" w:cs="JetBrains Mono"/>
-          <w:sz w:val="15"/>
-          <w:szCs w:val="15"/>
-        </w:rPr>
-        <w:t>+--------------+-----------------+</w:t>
-      </w:r>
-    </w:p>
-    <w:p>
-      <w:pPr>
-        <w:shd w:val="clear" w:color="auto" w:fill="FFFFFF"/>
-        <w:tabs>
-          <w:tab w:val="left" w:pos="916"/>
-          <w:tab w:val="left" w:pos="1832"/>
-          <w:tab w:val="left" w:pos="2748"/>
-          <w:tab w:val="left" w:pos="3664"/>
-          <w:tab w:val="left" w:pos="4580"/>
-          <w:tab w:val="left" w:pos="5496"/>
-          <w:tab w:val="left" w:pos="6412"/>
-          <w:tab w:val="left" w:pos="7328"/>
-          <w:tab w:val="left" w:pos="8244"/>
-          <w:tab w:val="left" w:pos="9160"/>
-          <w:tab w:val="left" w:pos="10076"/>
-          <w:tab w:val="left" w:pos="10992"/>
-          <w:tab w:val="left" w:pos="11908"/>
-          <w:tab w:val="left" w:pos="12824"/>
-          <w:tab w:val="left" w:pos="13740"/>
-          <w:tab w:val="left" w:pos="14656"/>
-        </w:tabs>
-        <w:spacing w:after="0" w:line="240" w:lineRule="auto"/>
-        <w:rPr>
-          <w:rFonts w:ascii="JetBrains Mono" w:hAnsi="JetBrains Mono" w:cs="JetBrains Mono"/>
-          <w:sz w:val="15"/>
-          <w:szCs w:val="15"/>
-        </w:rPr>
-      </w:pPr>
-      <w:r>
-        <w:rPr>
-          <w:rFonts w:ascii="JetBrains Mono" w:hAnsi="JetBrains Mono" w:cs="JetBrains Mono"/>
-          <w:sz w:val="15"/>
-          <w:szCs w:val="15"/>
-        </w:rPr>
-        <w:t>|column_name   |data_type        |</w:t>
-      </w:r>
-    </w:p>
-    <w:p>
-      <w:pPr>
-        <w:shd w:val="clear" w:color="auto" w:fill="FFFFFF"/>
-        <w:tabs>
-          <w:tab w:val="left" w:pos="916"/>
-          <w:tab w:val="left" w:pos="1832"/>
-          <w:tab w:val="left" w:pos="2748"/>
-          <w:tab w:val="left" w:pos="3664"/>
-          <w:tab w:val="left" w:pos="4580"/>
-          <w:tab w:val="left" w:pos="5496"/>
-          <w:tab w:val="left" w:pos="6412"/>
-          <w:tab w:val="left" w:pos="7328"/>
-          <w:tab w:val="left" w:pos="8244"/>
-          <w:tab w:val="left" w:pos="9160"/>
-          <w:tab w:val="left" w:pos="10076"/>
-          <w:tab w:val="left" w:pos="10992"/>
-          <w:tab w:val="left" w:pos="11908"/>
-          <w:tab w:val="left" w:pos="12824"/>
-          <w:tab w:val="left" w:pos="13740"/>
-          <w:tab w:val="left" w:pos="14656"/>
-        </w:tabs>
-        <w:spacing w:after="0" w:line="240" w:lineRule="auto"/>
-        <w:rPr>
-          <w:rFonts w:ascii="JetBrains Mono" w:hAnsi="JetBrains Mono" w:cs="JetBrains Mono"/>
-          <w:sz w:val="15"/>
-          <w:szCs w:val="15"/>
-        </w:rPr>
-      </w:pPr>
-      <w:r>
-        <w:rPr>
-          <w:rFonts w:ascii="JetBrains Mono" w:hAnsi="JetBrains Mono" w:cs="JetBrains Mono"/>
-          <w:sz w:val="15"/>
-          <w:szCs w:val="15"/>
-        </w:rPr>
-        <w:t>+--------------+-----------------+</w:t>
-      </w:r>
-    </w:p>
-    <w:p>
-      <w:pPr>
-        <w:shd w:val="clear" w:color="auto" w:fill="FFFFFF"/>
-        <w:tabs>
-          <w:tab w:val="left" w:pos="916"/>
-          <w:tab w:val="left" w:pos="1832"/>
-          <w:tab w:val="left" w:pos="2748"/>
-          <w:tab w:val="left" w:pos="3664"/>
-          <w:tab w:val="left" w:pos="4580"/>
-          <w:tab w:val="left" w:pos="5496"/>
-          <w:tab w:val="left" w:pos="6412"/>
-          <w:tab w:val="left" w:pos="7328"/>
-          <w:tab w:val="left" w:pos="8244"/>
-          <w:tab w:val="left" w:pos="9160"/>
-          <w:tab w:val="left" w:pos="10076"/>
-          <w:tab w:val="left" w:pos="10992"/>
-          <w:tab w:val="left" w:pos="11908"/>
-          <w:tab w:val="left" w:pos="12824"/>
-          <w:tab w:val="left" w:pos="13740"/>
-          <w:tab w:val="left" w:pos="14656"/>
-        </w:tabs>
-        <w:spacing w:after="0" w:line="240" w:lineRule="auto"/>
-        <w:rPr>
-          <w:rFonts w:ascii="JetBrains Mono" w:hAnsi="JetBrains Mono" w:cs="JetBrains Mono"/>
-          <w:sz w:val="15"/>
-          <w:szCs w:val="15"/>
-        </w:rPr>
-      </w:pPr>
-      <w:r>
-        <w:rPr>
-          <w:rFonts w:ascii="JetBrains Mono" w:hAnsi="JetBrains Mono" w:cs="JetBrains Mono"/>
-          <w:sz w:val="15"/>
-          <w:szCs w:val="15"/>
-        </w:rPr>
-        <w:lastRenderedPageBreak/>
-        <w:t>|location_id   |integer          |</w:t>
-      </w:r>
-    </w:p>
-    <w:p>
-      <w:pPr>
-        <w:shd w:val="clear" w:color="auto" w:fill="FFFFFF"/>
-        <w:tabs>
-          <w:tab w:val="left" w:pos="916"/>
-          <w:tab w:val="left" w:pos="1832"/>
-          <w:tab w:val="left" w:pos="2748"/>
-          <w:tab w:val="left" w:pos="3664"/>
-          <w:tab w:val="left" w:pos="4580"/>
-          <w:tab w:val="left" w:pos="5496"/>
-          <w:tab w:val="left" w:pos="6412"/>
-          <w:tab w:val="left" w:pos="7328"/>
-          <w:tab w:val="left" w:pos="8244"/>
-          <w:tab w:val="left" w:pos="9160"/>
-          <w:tab w:val="left" w:pos="10076"/>
-          <w:tab w:val="left" w:pos="10992"/>
-          <w:tab w:val="left" w:pos="11908"/>
-          <w:tab w:val="left" w:pos="12824"/>
-          <w:tab w:val="left" w:pos="13740"/>
-          <w:tab w:val="left" w:pos="14656"/>
-        </w:tabs>
-        <w:spacing w:after="0" w:line="240" w:lineRule="auto"/>
-        <w:rPr>
-          <w:rFonts w:ascii="JetBrains Mono" w:hAnsi="JetBrains Mono" w:cs="JetBrains Mono"/>
-          <w:sz w:val="15"/>
-          <w:szCs w:val="15"/>
-        </w:rPr>
-      </w:pPr>
-      <w:r>
-        <w:rPr>
-          <w:rFonts w:ascii="JetBrains Mono" w:hAnsi="JetBrains Mono" w:cs="JetBrains Mono"/>
-          <w:sz w:val="15"/>
-          <w:szCs w:val="15"/>
-        </w:rPr>
-        <w:t>|street_address|character varying|</w:t>
-      </w:r>
-    </w:p>
-    <w:p>
-      <w:pPr>
-        <w:shd w:val="clear" w:color="auto" w:fill="FFFFFF"/>
-        <w:tabs>
-          <w:tab w:val="left" w:pos="916"/>
-          <w:tab w:val="left" w:pos="1832"/>
-          <w:tab w:val="left" w:pos="2748"/>
-          <w:tab w:val="left" w:pos="3664"/>
-          <w:tab w:val="left" w:pos="4580"/>
-          <w:tab w:val="left" w:pos="5496"/>
-          <w:tab w:val="left" w:pos="6412"/>
-          <w:tab w:val="left" w:pos="7328"/>
-          <w:tab w:val="left" w:pos="8244"/>
-          <w:tab w:val="left" w:pos="9160"/>
-          <w:tab w:val="left" w:pos="10076"/>
-          <w:tab w:val="left" w:pos="10992"/>
-          <w:tab w:val="left" w:pos="11908"/>
-          <w:tab w:val="left" w:pos="12824"/>
-          <w:tab w:val="left" w:pos="13740"/>
-          <w:tab w:val="left" w:pos="14656"/>
-        </w:tabs>
-        <w:spacing w:after="0" w:line="240" w:lineRule="auto"/>
-        <w:rPr>
-          <w:rFonts w:ascii="JetBrains Mono" w:hAnsi="JetBrains Mono" w:cs="JetBrains Mono"/>
-          <w:sz w:val="15"/>
-          <w:szCs w:val="15"/>
-        </w:rPr>
-      </w:pPr>
-      <w:r>
-        <w:rPr>
-          <w:rFonts w:ascii="JetBrains Mono" w:hAnsi="JetBrains Mono" w:cs="JetBrains Mono"/>
-          <w:sz w:val="15"/>
-          <w:szCs w:val="15"/>
-        </w:rPr>
-        <w:t>|postal_code   |character varying|</w:t>
-      </w:r>
-    </w:p>
-    <w:p>
-      <w:pPr>
-        <w:shd w:val="clear" w:color="auto" w:fill="FFFFFF"/>
-        <w:tabs>
-          <w:tab w:val="left" w:pos="916"/>
-          <w:tab w:val="left" w:pos="1832"/>
-          <w:tab w:val="left" w:pos="2748"/>
-          <w:tab w:val="left" w:pos="3664"/>
-          <w:tab w:val="left" w:pos="4580"/>
-          <w:tab w:val="left" w:pos="5496"/>
-          <w:tab w:val="left" w:pos="6412"/>
-          <w:tab w:val="left" w:pos="7328"/>
-          <w:tab w:val="left" w:pos="8244"/>
-          <w:tab w:val="left" w:pos="9160"/>
-          <w:tab w:val="left" w:pos="10076"/>
-          <w:tab w:val="left" w:pos="10992"/>
-          <w:tab w:val="left" w:pos="11908"/>
-          <w:tab w:val="left" w:pos="12824"/>
-          <w:tab w:val="left" w:pos="13740"/>
-          <w:tab w:val="left" w:pos="14656"/>
-        </w:tabs>
-        <w:spacing w:after="0" w:line="240" w:lineRule="auto"/>
-        <w:rPr>
-          <w:rFonts w:ascii="JetBrains Mono" w:hAnsi="JetBrains Mono" w:cs="JetBrains Mono"/>
-          <w:sz w:val="15"/>
-          <w:szCs w:val="15"/>
-        </w:rPr>
-      </w:pPr>
-      <w:r>
-        <w:rPr>
-          <w:rFonts w:ascii="JetBrains Mono" w:hAnsi="JetBrains Mono" w:cs="JetBrains Mono"/>
-          <w:sz w:val="15"/>
-          <w:szCs w:val="15"/>
-        </w:rPr>
-        <w:t>|city          |character varying|</w:t>
-      </w:r>
-    </w:p>
-    <w:p>
-      <w:pPr>
-        <w:shd w:val="clear" w:color="auto" w:fill="FFFFFF"/>
-        <w:tabs>
-          <w:tab w:val="left" w:pos="916"/>
-          <w:tab w:val="left" w:pos="1832"/>
-          <w:tab w:val="left" w:pos="2748"/>
-          <w:tab w:val="left" w:pos="3664"/>
-          <w:tab w:val="left" w:pos="4580"/>
-          <w:tab w:val="left" w:pos="5496"/>
-          <w:tab w:val="left" w:pos="6412"/>
-          <w:tab w:val="left" w:pos="7328"/>
-          <w:tab w:val="left" w:pos="8244"/>
-          <w:tab w:val="left" w:pos="9160"/>
-          <w:tab w:val="left" w:pos="10076"/>
-          <w:tab w:val="left" w:pos="10992"/>
-          <w:tab w:val="left" w:pos="11908"/>
-          <w:tab w:val="left" w:pos="12824"/>
-          <w:tab w:val="left" w:pos="13740"/>
-          <w:tab w:val="left" w:pos="14656"/>
-        </w:tabs>
-        <w:spacing w:after="0" w:line="240" w:lineRule="auto"/>
-        <w:rPr>
-          <w:rFonts w:ascii="JetBrains Mono" w:hAnsi="JetBrains Mono" w:cs="JetBrains Mono"/>
-          <w:sz w:val="15"/>
-          <w:szCs w:val="15"/>
-        </w:rPr>
-      </w:pPr>
-      <w:r>
-        <w:rPr>
-          <w:rFonts w:ascii="JetBrains Mono" w:hAnsi="JetBrains Mono" w:cs="JetBrains Mono"/>
-          <w:sz w:val="15"/>
-          <w:szCs w:val="15"/>
-        </w:rPr>
-        <w:t>|state_province|character varying|</w:t>
-      </w:r>
-    </w:p>
-    <w:p>
-      <w:pPr>
-        <w:shd w:val="clear" w:color="auto" w:fill="FFFFFF"/>
-        <w:tabs>
-          <w:tab w:val="left" w:pos="916"/>
-          <w:tab w:val="left" w:pos="1832"/>
-          <w:tab w:val="left" w:pos="2748"/>
-          <w:tab w:val="left" w:pos="3664"/>
-          <w:tab w:val="left" w:pos="4580"/>
-          <w:tab w:val="left" w:pos="5496"/>
-          <w:tab w:val="left" w:pos="6412"/>
-          <w:tab w:val="left" w:pos="7328"/>
-          <w:tab w:val="left" w:pos="8244"/>
-          <w:tab w:val="left" w:pos="9160"/>
-          <w:tab w:val="left" w:pos="10076"/>
-          <w:tab w:val="left" w:pos="10992"/>
-          <w:tab w:val="left" w:pos="11908"/>
-          <w:tab w:val="left" w:pos="12824"/>
-          <w:tab w:val="left" w:pos="13740"/>
-          <w:tab w:val="left" w:pos="14656"/>
-        </w:tabs>
-        <w:spacing w:after="0" w:line="240" w:lineRule="auto"/>
-        <w:rPr>
-          <w:rFonts w:ascii="JetBrains Mono" w:hAnsi="JetBrains Mono" w:cs="JetBrains Mono"/>
-          <w:sz w:val="15"/>
-          <w:szCs w:val="15"/>
-        </w:rPr>
-      </w:pPr>
-      <w:r>
-        <w:rPr>
-          <w:rFonts w:ascii="JetBrains Mono" w:hAnsi="JetBrains Mono" w:cs="JetBrains Mono"/>
-          <w:sz w:val="15"/>
-          <w:szCs w:val="15"/>
-        </w:rPr>
-        <w:t>|country_id    |character varying|</w:t>
-      </w:r>
-    </w:p>
-    <w:p>
-      <w:pPr>
-        <w:shd w:val="clear" w:color="auto" w:fill="FFFFFF"/>
-        <w:tabs>
-          <w:tab w:val="left" w:pos="916"/>
-          <w:tab w:val="left" w:pos="1832"/>
-          <w:tab w:val="left" w:pos="2748"/>
-          <w:tab w:val="left" w:pos="3664"/>
-          <w:tab w:val="left" w:pos="4580"/>
-          <w:tab w:val="left" w:pos="5496"/>
-          <w:tab w:val="left" w:pos="6412"/>
-          <w:tab w:val="left" w:pos="7328"/>
-          <w:tab w:val="left" w:pos="8244"/>
-          <w:tab w:val="left" w:pos="9160"/>
-          <w:tab w:val="left" w:pos="10076"/>
-          <w:tab w:val="left" w:pos="10992"/>
-          <w:tab w:val="left" w:pos="11908"/>
-          <w:tab w:val="left" w:pos="12824"/>
-          <w:tab w:val="left" w:pos="13740"/>
-          <w:tab w:val="left" w:pos="14656"/>
-        </w:tabs>
-        <w:spacing w:after="0" w:line="240" w:lineRule="auto"/>
-        <w:rPr>
-          <w:rFonts w:ascii="JetBrains Mono" w:hAnsi="JetBrains Mono" w:cs="JetBrains Mono"/>
-          <w:sz w:val="15"/>
-          <w:szCs w:val="15"/>
-        </w:rPr>
-      </w:pPr>
-      <w:r>
-        <w:rPr>
-          <w:rFonts w:ascii="JetBrains Mono" w:hAnsi="JetBrains Mono" w:cs="JetBrains Mono"/>
-          <w:sz w:val="15"/>
-          <w:szCs w:val="15"/>
-        </w:rPr>
-        <w:t>|street_code   |character varying|</w:t>
-      </w:r>
-    </w:p>
-    <w:p>
-      <w:pPr>
-        <w:shd w:val="clear" w:color="auto" w:fill="FFFFFF"/>
-        <w:tabs>
-          <w:tab w:val="left" w:pos="916"/>
-          <w:tab w:val="left" w:pos="1832"/>
-          <w:tab w:val="left" w:pos="2748"/>
-          <w:tab w:val="left" w:pos="3664"/>
-          <w:tab w:val="left" w:pos="4580"/>
-          <w:tab w:val="left" w:pos="5496"/>
-          <w:tab w:val="left" w:pos="6412"/>
-          <w:tab w:val="left" w:pos="7328"/>
-          <w:tab w:val="left" w:pos="8244"/>
-          <w:tab w:val="left" w:pos="9160"/>
-          <w:tab w:val="left" w:pos="10076"/>
-          <w:tab w:val="left" w:pos="10992"/>
-          <w:tab w:val="left" w:pos="11908"/>
-          <w:tab w:val="left" w:pos="12824"/>
-          <w:tab w:val="left" w:pos="13740"/>
-          <w:tab w:val="left" w:pos="14656"/>
-        </w:tabs>
-        <w:spacing w:after="0" w:line="240" w:lineRule="auto"/>
-        <w:rPr>
-          <w:rFonts w:ascii="JetBrains Mono" w:hAnsi="JetBrains Mono" w:cs="JetBrains Mono"/>
-          <w:sz w:val="15"/>
-          <w:szCs w:val="15"/>
-        </w:rPr>
-      </w:pPr>
-      <w:r>
-        <w:rPr>
-          <w:rFonts w:ascii="JetBrains Mono" w:hAnsi="JetBrains Mono" w:cs="JetBrains Mono"/>
-          <w:sz w:val="15"/>
-          <w:szCs w:val="15"/>
-        </w:rPr>
-        <w:t>+--------------+-----------------+</w:t>
-      </w:r>
-    </w:p>
-    <w:p>
-      <w:pPr>
-        <w:shd w:val="clear" w:color="auto" w:fill="FFFFFF"/>
-        <w:tabs>
-          <w:tab w:val="left" w:pos="916"/>
-          <w:tab w:val="left" w:pos="1832"/>
-          <w:tab w:val="left" w:pos="2748"/>
-          <w:tab w:val="left" w:pos="3664"/>
-          <w:tab w:val="left" w:pos="4580"/>
-          <w:tab w:val="left" w:pos="5496"/>
-          <w:tab w:val="left" w:pos="6412"/>
-          <w:tab w:val="left" w:pos="7328"/>
-          <w:tab w:val="left" w:pos="8244"/>
-          <w:tab w:val="left" w:pos="9160"/>
-          <w:tab w:val="left" w:pos="10076"/>
-          <w:tab w:val="left" w:pos="10992"/>
-          <w:tab w:val="left" w:pos="11908"/>
-          <w:tab w:val="left" w:pos="12824"/>
-          <w:tab w:val="left" w:pos="13740"/>
-          <w:tab w:val="left" w:pos="14656"/>
-        </w:tabs>
-        <w:spacing w:after="0" w:line="240" w:lineRule="auto"/>
-        <w:rPr>
-          <w:rFonts w:ascii="JetBrains Mono" w:hAnsi="JetBrains Mono" w:cs="JetBrains Mono"/>
-          <w:sz w:val="15"/>
-          <w:szCs w:val="15"/>
-        </w:rPr>
-      </w:pPr>
-      <w:r>
-        <w:rPr>
-          <w:rFonts w:ascii="JetBrains Mono" w:hAnsi="JetBrains Mono" w:cs="JetBrains Mono"/>
-          <w:sz w:val="15"/>
-          <w:szCs w:val="15"/>
-        </w:rPr>
-        <w:t>7 rows retrieved starting from 1 in 468 ms (execution: 25 ms, fetching: 443 ms)</w:t>
-      </w:r>
-    </w:p>
-    <w:p>
-      <w:pPr>
-        <w:shd w:val="clear" w:color="auto" w:fill="FFFFFF"/>
-        <w:tabs>
-          <w:tab w:val="left" w:pos="916"/>
-          <w:tab w:val="left" w:pos="1832"/>
-          <w:tab w:val="left" w:pos="2748"/>
-          <w:tab w:val="left" w:pos="3664"/>
-          <w:tab w:val="left" w:pos="4580"/>
-          <w:tab w:val="left" w:pos="5496"/>
-          <w:tab w:val="left" w:pos="6412"/>
-          <w:tab w:val="left" w:pos="7328"/>
-          <w:tab w:val="left" w:pos="8244"/>
-          <w:tab w:val="left" w:pos="9160"/>
-          <w:tab w:val="left" w:pos="10076"/>
-          <w:tab w:val="left" w:pos="10992"/>
-          <w:tab w:val="left" w:pos="11908"/>
-          <w:tab w:val="left" w:pos="12824"/>
-          <w:tab w:val="left" w:pos="13740"/>
-          <w:tab w:val="left" w:pos="14656"/>
-        </w:tabs>
-        <w:spacing w:after="0" w:line="240" w:lineRule="auto"/>
-        <w:rPr>
-          <w:rFonts w:ascii="JetBrains Mono" w:hAnsi="JetBrains Mono" w:cs="JetBrains Mono"/>
-          <w:sz w:val="15"/>
-          <w:szCs w:val="15"/>
-        </w:rPr>
       </w:pPr>
     </w:p>
     <w:p>
@@ -4821,53 +4176,452 @@
           <w:sz w:val="20"/>
           <w:szCs w:val="20"/>
         </w:rPr>
-        <w:t>Q7. Rename the table location to sit_location.</w:t>
-      </w:r>
-    </w:p>
-    <w:p>
-      <w:pPr>
-        <w:shd w:val="clear" w:color="auto" w:fill="FFFFFF"/>
-        <w:tabs>
-          <w:tab w:val="left" w:pos="916"/>
-          <w:tab w:val="left" w:pos="1832"/>
-          <w:tab w:val="left" w:pos="2748"/>
-          <w:tab w:val="left" w:pos="3664"/>
-          <w:tab w:val="left" w:pos="4580"/>
-          <w:tab w:val="left" w:pos="5496"/>
-          <w:tab w:val="left" w:pos="6412"/>
-          <w:tab w:val="left" w:pos="7328"/>
-          <w:tab w:val="left" w:pos="8244"/>
-          <w:tab w:val="left" w:pos="9160"/>
-          <w:tab w:val="left" w:pos="10076"/>
-          <w:tab w:val="left" w:pos="10992"/>
-          <w:tab w:val="left" w:pos="11908"/>
-          <w:tab w:val="left" w:pos="12824"/>
-          <w:tab w:val="left" w:pos="13740"/>
-          <w:tab w:val="left" w:pos="14656"/>
-        </w:tabs>
-        <w:spacing w:after="0" w:line="240" w:lineRule="auto"/>
-        <w:rPr>
-          <w:rFonts w:ascii="JetBrains Mono" w:hAnsi="JetBrains Mono" w:cs="JetBrains Mono"/>
-          <w:sz w:val="15"/>
-          <w:szCs w:val="15"/>
-        </w:rPr>
-      </w:pPr>
-      <w:r>
-        <w:rPr>
-          <w:rFonts w:ascii="JetBrains Mono" w:hAnsi="JetBrains Mono" w:cs="JetBrains Mono"/>
-          <w:sz w:val="15"/>
-          <w:szCs w:val="15"/>
-        </w:rPr>
-        <w:t>ALTER TABLE locations</w:t>
-      </w:r>
-      <w:r>
-        <w:rPr>
-          <w:rFonts w:ascii="JetBrains Mono" w:hAnsi="JetBrains Mono" w:cs="JetBrains Mono"/>
-          <w:sz w:val="15"/>
-          <w:szCs w:val="15"/>
-        </w:rPr>
-        <w:br/>
-        <w:t xml:space="preserve">    RENAME TO "sit_location";</w:t>
+        <w:lastRenderedPageBreak/>
+        <w:t>Output:</w:t>
+      </w:r>
+    </w:p>
+    <w:p>
+      <w:pPr>
+        <w:shd w:val="clear" w:color="auto" w:fill="FFFFFF"/>
+        <w:tabs>
+          <w:tab w:val="left" w:pos="916"/>
+          <w:tab w:val="left" w:pos="1832"/>
+          <w:tab w:val="left" w:pos="2748"/>
+          <w:tab w:val="left" w:pos="3664"/>
+          <w:tab w:val="left" w:pos="4580"/>
+          <w:tab w:val="left" w:pos="5496"/>
+          <w:tab w:val="left" w:pos="6412"/>
+          <w:tab w:val="left" w:pos="7328"/>
+          <w:tab w:val="left" w:pos="8244"/>
+          <w:tab w:val="left" w:pos="9160"/>
+          <w:tab w:val="left" w:pos="10076"/>
+          <w:tab w:val="left" w:pos="10992"/>
+          <w:tab w:val="left" w:pos="11908"/>
+          <w:tab w:val="left" w:pos="12824"/>
+          <w:tab w:val="left" w:pos="13740"/>
+          <w:tab w:val="left" w:pos="14656"/>
+        </w:tabs>
+        <w:spacing w:after="0" w:line="240" w:lineRule="auto"/>
+        <w:rPr>
+          <w:rFonts w:ascii="JetBrains Mono" w:hAnsi="JetBrains Mono" w:cs="JetBrains Mono"/>
+          <w:sz w:val="15"/>
+          <w:szCs w:val="15"/>
+        </w:rPr>
+      </w:pPr>
+      <w:r>
+        <w:rPr>
+          <w:rFonts w:ascii="JetBrains Mono" w:hAnsi="JetBrains Mono" w:cs="JetBrains Mono"/>
+          <w:sz w:val="15"/>
+          <w:szCs w:val="15"/>
+        </w:rPr>
+        <w:t>+--------------+-----------------+</w:t>
+      </w:r>
+    </w:p>
+    <w:p>
+      <w:pPr>
+        <w:shd w:val="clear" w:color="auto" w:fill="FFFFFF"/>
+        <w:tabs>
+          <w:tab w:val="left" w:pos="916"/>
+          <w:tab w:val="left" w:pos="1832"/>
+          <w:tab w:val="left" w:pos="2748"/>
+          <w:tab w:val="left" w:pos="3664"/>
+          <w:tab w:val="left" w:pos="4580"/>
+          <w:tab w:val="left" w:pos="5496"/>
+          <w:tab w:val="left" w:pos="6412"/>
+          <w:tab w:val="left" w:pos="7328"/>
+          <w:tab w:val="left" w:pos="8244"/>
+          <w:tab w:val="left" w:pos="9160"/>
+          <w:tab w:val="left" w:pos="10076"/>
+          <w:tab w:val="left" w:pos="10992"/>
+          <w:tab w:val="left" w:pos="11908"/>
+          <w:tab w:val="left" w:pos="12824"/>
+          <w:tab w:val="left" w:pos="13740"/>
+          <w:tab w:val="left" w:pos="14656"/>
+        </w:tabs>
+        <w:spacing w:after="0" w:line="240" w:lineRule="auto"/>
+        <w:rPr>
+          <w:rFonts w:ascii="JetBrains Mono" w:hAnsi="JetBrains Mono" w:cs="JetBrains Mono"/>
+          <w:sz w:val="15"/>
+          <w:szCs w:val="15"/>
+        </w:rPr>
+      </w:pPr>
+      <w:r>
+        <w:rPr>
+          <w:rFonts w:ascii="JetBrains Mono" w:hAnsi="JetBrains Mono" w:cs="JetBrains Mono"/>
+          <w:sz w:val="15"/>
+          <w:szCs w:val="15"/>
+        </w:rPr>
+        <w:t>|column_name   |data_type        |</w:t>
+      </w:r>
+    </w:p>
+    <w:p>
+      <w:pPr>
+        <w:shd w:val="clear" w:color="auto" w:fill="FFFFFF"/>
+        <w:tabs>
+          <w:tab w:val="left" w:pos="916"/>
+          <w:tab w:val="left" w:pos="1832"/>
+          <w:tab w:val="left" w:pos="2748"/>
+          <w:tab w:val="left" w:pos="3664"/>
+          <w:tab w:val="left" w:pos="4580"/>
+          <w:tab w:val="left" w:pos="5496"/>
+          <w:tab w:val="left" w:pos="6412"/>
+          <w:tab w:val="left" w:pos="7328"/>
+          <w:tab w:val="left" w:pos="8244"/>
+          <w:tab w:val="left" w:pos="9160"/>
+          <w:tab w:val="left" w:pos="10076"/>
+          <w:tab w:val="left" w:pos="10992"/>
+          <w:tab w:val="left" w:pos="11908"/>
+          <w:tab w:val="left" w:pos="12824"/>
+          <w:tab w:val="left" w:pos="13740"/>
+          <w:tab w:val="left" w:pos="14656"/>
+        </w:tabs>
+        <w:spacing w:after="0" w:line="240" w:lineRule="auto"/>
+        <w:rPr>
+          <w:rFonts w:ascii="JetBrains Mono" w:hAnsi="JetBrains Mono" w:cs="JetBrains Mono"/>
+          <w:sz w:val="15"/>
+          <w:szCs w:val="15"/>
+        </w:rPr>
+      </w:pPr>
+      <w:r>
+        <w:rPr>
+          <w:rFonts w:ascii="JetBrains Mono" w:hAnsi="JetBrains Mono" w:cs="JetBrains Mono"/>
+          <w:sz w:val="15"/>
+          <w:szCs w:val="15"/>
+        </w:rPr>
+        <w:t>+--------------+-----------------+</w:t>
+      </w:r>
+    </w:p>
+    <w:p>
+      <w:pPr>
+        <w:shd w:val="clear" w:color="auto" w:fill="FFFFFF"/>
+        <w:tabs>
+          <w:tab w:val="left" w:pos="916"/>
+          <w:tab w:val="left" w:pos="1832"/>
+          <w:tab w:val="left" w:pos="2748"/>
+          <w:tab w:val="left" w:pos="3664"/>
+          <w:tab w:val="left" w:pos="4580"/>
+          <w:tab w:val="left" w:pos="5496"/>
+          <w:tab w:val="left" w:pos="6412"/>
+          <w:tab w:val="left" w:pos="7328"/>
+          <w:tab w:val="left" w:pos="8244"/>
+          <w:tab w:val="left" w:pos="9160"/>
+          <w:tab w:val="left" w:pos="10076"/>
+          <w:tab w:val="left" w:pos="10992"/>
+          <w:tab w:val="left" w:pos="11908"/>
+          <w:tab w:val="left" w:pos="12824"/>
+          <w:tab w:val="left" w:pos="13740"/>
+          <w:tab w:val="left" w:pos="14656"/>
+        </w:tabs>
+        <w:spacing w:after="0" w:line="240" w:lineRule="auto"/>
+        <w:rPr>
+          <w:rFonts w:ascii="JetBrains Mono" w:hAnsi="JetBrains Mono" w:cs="JetBrains Mono"/>
+          <w:sz w:val="15"/>
+          <w:szCs w:val="15"/>
+        </w:rPr>
+      </w:pPr>
+      <w:r>
+        <w:rPr>
+          <w:rFonts w:ascii="JetBrains Mono" w:hAnsi="JetBrains Mono" w:cs="JetBrains Mono"/>
+          <w:sz w:val="15"/>
+          <w:szCs w:val="15"/>
+        </w:rPr>
+        <w:t>|location_id   |integer          |</w:t>
+      </w:r>
+    </w:p>
+    <w:p>
+      <w:pPr>
+        <w:shd w:val="clear" w:color="auto" w:fill="FFFFFF"/>
+        <w:tabs>
+          <w:tab w:val="left" w:pos="916"/>
+          <w:tab w:val="left" w:pos="1832"/>
+          <w:tab w:val="left" w:pos="2748"/>
+          <w:tab w:val="left" w:pos="3664"/>
+          <w:tab w:val="left" w:pos="4580"/>
+          <w:tab w:val="left" w:pos="5496"/>
+          <w:tab w:val="left" w:pos="6412"/>
+          <w:tab w:val="left" w:pos="7328"/>
+          <w:tab w:val="left" w:pos="8244"/>
+          <w:tab w:val="left" w:pos="9160"/>
+          <w:tab w:val="left" w:pos="10076"/>
+          <w:tab w:val="left" w:pos="10992"/>
+          <w:tab w:val="left" w:pos="11908"/>
+          <w:tab w:val="left" w:pos="12824"/>
+          <w:tab w:val="left" w:pos="13740"/>
+          <w:tab w:val="left" w:pos="14656"/>
+        </w:tabs>
+        <w:spacing w:after="0" w:line="240" w:lineRule="auto"/>
+        <w:rPr>
+          <w:rFonts w:ascii="JetBrains Mono" w:hAnsi="JetBrains Mono" w:cs="JetBrains Mono"/>
+          <w:sz w:val="15"/>
+          <w:szCs w:val="15"/>
+        </w:rPr>
+      </w:pPr>
+      <w:r>
+        <w:rPr>
+          <w:rFonts w:ascii="JetBrains Mono" w:hAnsi="JetBrains Mono" w:cs="JetBrains Mono"/>
+          <w:sz w:val="15"/>
+          <w:szCs w:val="15"/>
+        </w:rPr>
+        <w:t>|street_address|character varying|</w:t>
+      </w:r>
+    </w:p>
+    <w:p>
+      <w:pPr>
+        <w:shd w:val="clear" w:color="auto" w:fill="FFFFFF"/>
+        <w:tabs>
+          <w:tab w:val="left" w:pos="916"/>
+          <w:tab w:val="left" w:pos="1832"/>
+          <w:tab w:val="left" w:pos="2748"/>
+          <w:tab w:val="left" w:pos="3664"/>
+          <w:tab w:val="left" w:pos="4580"/>
+          <w:tab w:val="left" w:pos="5496"/>
+          <w:tab w:val="left" w:pos="6412"/>
+          <w:tab w:val="left" w:pos="7328"/>
+          <w:tab w:val="left" w:pos="8244"/>
+          <w:tab w:val="left" w:pos="9160"/>
+          <w:tab w:val="left" w:pos="10076"/>
+          <w:tab w:val="left" w:pos="10992"/>
+          <w:tab w:val="left" w:pos="11908"/>
+          <w:tab w:val="left" w:pos="12824"/>
+          <w:tab w:val="left" w:pos="13740"/>
+          <w:tab w:val="left" w:pos="14656"/>
+        </w:tabs>
+        <w:spacing w:after="0" w:line="240" w:lineRule="auto"/>
+        <w:rPr>
+          <w:rFonts w:ascii="JetBrains Mono" w:hAnsi="JetBrains Mono" w:cs="JetBrains Mono"/>
+          <w:sz w:val="15"/>
+          <w:szCs w:val="15"/>
+        </w:rPr>
+      </w:pPr>
+      <w:r>
+        <w:rPr>
+          <w:rFonts w:ascii="JetBrains Mono" w:hAnsi="JetBrains Mono" w:cs="JetBrains Mono"/>
+          <w:sz w:val="15"/>
+          <w:szCs w:val="15"/>
+        </w:rPr>
+        <w:t>|postal_code   |character varying|</w:t>
+      </w:r>
+    </w:p>
+    <w:p>
+      <w:pPr>
+        <w:shd w:val="clear" w:color="auto" w:fill="FFFFFF"/>
+        <w:tabs>
+          <w:tab w:val="left" w:pos="916"/>
+          <w:tab w:val="left" w:pos="1832"/>
+          <w:tab w:val="left" w:pos="2748"/>
+          <w:tab w:val="left" w:pos="3664"/>
+          <w:tab w:val="left" w:pos="4580"/>
+          <w:tab w:val="left" w:pos="5496"/>
+          <w:tab w:val="left" w:pos="6412"/>
+          <w:tab w:val="left" w:pos="7328"/>
+          <w:tab w:val="left" w:pos="8244"/>
+          <w:tab w:val="left" w:pos="9160"/>
+          <w:tab w:val="left" w:pos="10076"/>
+          <w:tab w:val="left" w:pos="10992"/>
+          <w:tab w:val="left" w:pos="11908"/>
+          <w:tab w:val="left" w:pos="12824"/>
+          <w:tab w:val="left" w:pos="13740"/>
+          <w:tab w:val="left" w:pos="14656"/>
+        </w:tabs>
+        <w:spacing w:after="0" w:line="240" w:lineRule="auto"/>
+        <w:rPr>
+          <w:rFonts w:ascii="JetBrains Mono" w:hAnsi="JetBrains Mono" w:cs="JetBrains Mono"/>
+          <w:sz w:val="15"/>
+          <w:szCs w:val="15"/>
+        </w:rPr>
+      </w:pPr>
+      <w:r>
+        <w:rPr>
+          <w:rFonts w:ascii="JetBrains Mono" w:hAnsi="JetBrains Mono" w:cs="JetBrains Mono"/>
+          <w:sz w:val="15"/>
+          <w:szCs w:val="15"/>
+        </w:rPr>
+        <w:t>|city          |character varying|</w:t>
+      </w:r>
+    </w:p>
+    <w:p>
+      <w:pPr>
+        <w:shd w:val="clear" w:color="auto" w:fill="FFFFFF"/>
+        <w:tabs>
+          <w:tab w:val="left" w:pos="916"/>
+          <w:tab w:val="left" w:pos="1832"/>
+          <w:tab w:val="left" w:pos="2748"/>
+          <w:tab w:val="left" w:pos="3664"/>
+          <w:tab w:val="left" w:pos="4580"/>
+          <w:tab w:val="left" w:pos="5496"/>
+          <w:tab w:val="left" w:pos="6412"/>
+          <w:tab w:val="left" w:pos="7328"/>
+          <w:tab w:val="left" w:pos="8244"/>
+          <w:tab w:val="left" w:pos="9160"/>
+          <w:tab w:val="left" w:pos="10076"/>
+          <w:tab w:val="left" w:pos="10992"/>
+          <w:tab w:val="left" w:pos="11908"/>
+          <w:tab w:val="left" w:pos="12824"/>
+          <w:tab w:val="left" w:pos="13740"/>
+          <w:tab w:val="left" w:pos="14656"/>
+        </w:tabs>
+        <w:spacing w:after="0" w:line="240" w:lineRule="auto"/>
+        <w:rPr>
+          <w:rFonts w:ascii="JetBrains Mono" w:hAnsi="JetBrains Mono" w:cs="JetBrains Mono"/>
+          <w:sz w:val="15"/>
+          <w:szCs w:val="15"/>
+        </w:rPr>
+      </w:pPr>
+      <w:r>
+        <w:rPr>
+          <w:rFonts w:ascii="JetBrains Mono" w:hAnsi="JetBrains Mono" w:cs="JetBrains Mono"/>
+          <w:sz w:val="15"/>
+          <w:szCs w:val="15"/>
+        </w:rPr>
+        <w:t>|state_province|character varying|</w:t>
+      </w:r>
+    </w:p>
+    <w:p>
+      <w:pPr>
+        <w:shd w:val="clear" w:color="auto" w:fill="FFFFFF"/>
+        <w:tabs>
+          <w:tab w:val="left" w:pos="916"/>
+          <w:tab w:val="left" w:pos="1832"/>
+          <w:tab w:val="left" w:pos="2748"/>
+          <w:tab w:val="left" w:pos="3664"/>
+          <w:tab w:val="left" w:pos="4580"/>
+          <w:tab w:val="left" w:pos="5496"/>
+          <w:tab w:val="left" w:pos="6412"/>
+          <w:tab w:val="left" w:pos="7328"/>
+          <w:tab w:val="left" w:pos="8244"/>
+          <w:tab w:val="left" w:pos="9160"/>
+          <w:tab w:val="left" w:pos="10076"/>
+          <w:tab w:val="left" w:pos="10992"/>
+          <w:tab w:val="left" w:pos="11908"/>
+          <w:tab w:val="left" w:pos="12824"/>
+          <w:tab w:val="left" w:pos="13740"/>
+          <w:tab w:val="left" w:pos="14656"/>
+        </w:tabs>
+        <w:spacing w:after="0" w:line="240" w:lineRule="auto"/>
+        <w:rPr>
+          <w:rFonts w:ascii="JetBrains Mono" w:hAnsi="JetBrains Mono" w:cs="JetBrains Mono"/>
+          <w:sz w:val="15"/>
+          <w:szCs w:val="15"/>
+        </w:rPr>
+      </w:pPr>
+      <w:r>
+        <w:rPr>
+          <w:rFonts w:ascii="JetBrains Mono" w:hAnsi="JetBrains Mono" w:cs="JetBrains Mono"/>
+          <w:sz w:val="15"/>
+          <w:szCs w:val="15"/>
+        </w:rPr>
+        <w:t>|country_id    |character varying|</w:t>
+      </w:r>
+    </w:p>
+    <w:p>
+      <w:pPr>
+        <w:shd w:val="clear" w:color="auto" w:fill="FFFFFF"/>
+        <w:tabs>
+          <w:tab w:val="left" w:pos="916"/>
+          <w:tab w:val="left" w:pos="1832"/>
+          <w:tab w:val="left" w:pos="2748"/>
+          <w:tab w:val="left" w:pos="3664"/>
+          <w:tab w:val="left" w:pos="4580"/>
+          <w:tab w:val="left" w:pos="5496"/>
+          <w:tab w:val="left" w:pos="6412"/>
+          <w:tab w:val="left" w:pos="7328"/>
+          <w:tab w:val="left" w:pos="8244"/>
+          <w:tab w:val="left" w:pos="9160"/>
+          <w:tab w:val="left" w:pos="10076"/>
+          <w:tab w:val="left" w:pos="10992"/>
+          <w:tab w:val="left" w:pos="11908"/>
+          <w:tab w:val="left" w:pos="12824"/>
+          <w:tab w:val="left" w:pos="13740"/>
+          <w:tab w:val="left" w:pos="14656"/>
+        </w:tabs>
+        <w:spacing w:after="0" w:line="240" w:lineRule="auto"/>
+        <w:rPr>
+          <w:rFonts w:ascii="JetBrains Mono" w:hAnsi="JetBrains Mono" w:cs="JetBrains Mono"/>
+          <w:sz w:val="15"/>
+          <w:szCs w:val="15"/>
+        </w:rPr>
+      </w:pPr>
+      <w:r>
+        <w:rPr>
+          <w:rFonts w:ascii="JetBrains Mono" w:hAnsi="JetBrains Mono" w:cs="JetBrains Mono"/>
+          <w:sz w:val="15"/>
+          <w:szCs w:val="15"/>
+        </w:rPr>
+        <w:t>|street_code   |character varying|</w:t>
+      </w:r>
+    </w:p>
+    <w:p>
+      <w:pPr>
+        <w:shd w:val="clear" w:color="auto" w:fill="FFFFFF"/>
+        <w:tabs>
+          <w:tab w:val="left" w:pos="916"/>
+          <w:tab w:val="left" w:pos="1832"/>
+          <w:tab w:val="left" w:pos="2748"/>
+          <w:tab w:val="left" w:pos="3664"/>
+          <w:tab w:val="left" w:pos="4580"/>
+          <w:tab w:val="left" w:pos="5496"/>
+          <w:tab w:val="left" w:pos="6412"/>
+          <w:tab w:val="left" w:pos="7328"/>
+          <w:tab w:val="left" w:pos="8244"/>
+          <w:tab w:val="left" w:pos="9160"/>
+          <w:tab w:val="left" w:pos="10076"/>
+          <w:tab w:val="left" w:pos="10992"/>
+          <w:tab w:val="left" w:pos="11908"/>
+          <w:tab w:val="left" w:pos="12824"/>
+          <w:tab w:val="left" w:pos="13740"/>
+          <w:tab w:val="left" w:pos="14656"/>
+        </w:tabs>
+        <w:spacing w:after="0" w:line="240" w:lineRule="auto"/>
+        <w:rPr>
+          <w:rFonts w:ascii="JetBrains Mono" w:hAnsi="JetBrains Mono" w:cs="JetBrains Mono"/>
+          <w:sz w:val="15"/>
+          <w:szCs w:val="15"/>
+        </w:rPr>
+      </w:pPr>
+      <w:r>
+        <w:rPr>
+          <w:rFonts w:ascii="JetBrains Mono" w:hAnsi="JetBrains Mono" w:cs="JetBrains Mono"/>
+          <w:sz w:val="15"/>
+          <w:szCs w:val="15"/>
+        </w:rPr>
+        <w:t>+--------------+-----------------+</w:t>
+      </w:r>
+    </w:p>
+    <w:p>
+      <w:pPr>
+        <w:shd w:val="clear" w:color="auto" w:fill="FFFFFF"/>
+        <w:tabs>
+          <w:tab w:val="left" w:pos="916"/>
+          <w:tab w:val="left" w:pos="1832"/>
+          <w:tab w:val="left" w:pos="2748"/>
+          <w:tab w:val="left" w:pos="3664"/>
+          <w:tab w:val="left" w:pos="4580"/>
+          <w:tab w:val="left" w:pos="5496"/>
+          <w:tab w:val="left" w:pos="6412"/>
+          <w:tab w:val="left" w:pos="7328"/>
+          <w:tab w:val="left" w:pos="8244"/>
+          <w:tab w:val="left" w:pos="9160"/>
+          <w:tab w:val="left" w:pos="10076"/>
+          <w:tab w:val="left" w:pos="10992"/>
+          <w:tab w:val="left" w:pos="11908"/>
+          <w:tab w:val="left" w:pos="12824"/>
+          <w:tab w:val="left" w:pos="13740"/>
+          <w:tab w:val="left" w:pos="14656"/>
+        </w:tabs>
+        <w:spacing w:after="0" w:line="240" w:lineRule="auto"/>
+        <w:rPr>
+          <w:rFonts w:ascii="JetBrains Mono" w:hAnsi="JetBrains Mono" w:cs="JetBrains Mono"/>
+          <w:sz w:val="15"/>
+          <w:szCs w:val="15"/>
+        </w:rPr>
+      </w:pPr>
+      <w:r>
+        <w:rPr>
+          <w:rFonts w:ascii="JetBrains Mono" w:hAnsi="JetBrains Mono" w:cs="JetBrains Mono"/>
+          <w:sz w:val="15"/>
+          <w:szCs w:val="15"/>
+        </w:rPr>
+        <w:t>7 rows retrieved starting from 1 in 468 ms (execution: 25 ms, fetching: 443 ms)</w:t>
       </w:r>
     </w:p>
     <w:p>
@@ -4915,52 +4669,83 @@
           <w:sz w:val="20"/>
           <w:szCs w:val="20"/>
         </w:rPr>
-        <w:t>Q8. Alter the Employees table to modify last_name from char to varchar2.</w:t>
-      </w:r>
-    </w:p>
-    <w:p>
-      <w:pPr>
-        <w:rPr>
-          <w:rFonts w:ascii="JetBrains Mono" w:hAnsi="JetBrains Mono" w:cs="JetBrains Mono"/>
-          <w:sz w:val="15"/>
-          <w:szCs w:val="15"/>
-        </w:rPr>
-      </w:pPr>
-      <w:r>
-        <w:rPr>
-          <w:rFonts w:ascii="JetBrains Mono" w:hAnsi="JetBrains Mono" w:cs="JetBrains Mono"/>
-          <w:sz w:val="15"/>
-          <w:szCs w:val="15"/>
-        </w:rPr>
-        <w:t>ALTER TABLE employees</w:t>
-      </w:r>
-      <w:r>
-        <w:rPr>
-          <w:rFonts w:ascii="JetBrains Mono" w:hAnsi="JetBrains Mono" w:cs="JetBrains Mono"/>
-          <w:sz w:val="15"/>
-          <w:szCs w:val="15"/>
-        </w:rPr>
-        <w:br/>
-        <w:t xml:space="preserve">    ALTER last_name TYPE </w:t>
-      </w:r>
-      <w:proofErr w:type="gramStart"/>
-      <w:r>
-        <w:rPr>
-          <w:rFonts w:ascii="JetBrains Mono" w:hAnsi="JetBrains Mono" w:cs="JetBrains Mono"/>
-          <w:sz w:val="15"/>
-          <w:szCs w:val="15"/>
-        </w:rPr>
-        <w:t>VARCHAR(</w:t>
-      </w:r>
-      <w:proofErr w:type="gramEnd"/>
-      <w:r>
-        <w:rPr>
-          <w:rFonts w:ascii="JetBrains Mono" w:hAnsi="JetBrains Mono" w:cs="JetBrains Mono"/>
-          <w:sz w:val="15"/>
-          <w:szCs w:val="15"/>
-        </w:rPr>
-        <w:t>25);</w:t>
-      </w:r>
+        <w:t>Q7. Rename the table location to sit_location.</w:t>
+      </w:r>
+    </w:p>
+    <w:p>
+      <w:pPr>
+        <w:shd w:val="clear" w:color="auto" w:fill="FFFFFF"/>
+        <w:tabs>
+          <w:tab w:val="left" w:pos="916"/>
+          <w:tab w:val="left" w:pos="1832"/>
+          <w:tab w:val="left" w:pos="2748"/>
+          <w:tab w:val="left" w:pos="3664"/>
+          <w:tab w:val="left" w:pos="4580"/>
+          <w:tab w:val="left" w:pos="5496"/>
+          <w:tab w:val="left" w:pos="6412"/>
+          <w:tab w:val="left" w:pos="7328"/>
+          <w:tab w:val="left" w:pos="8244"/>
+          <w:tab w:val="left" w:pos="9160"/>
+          <w:tab w:val="left" w:pos="10076"/>
+          <w:tab w:val="left" w:pos="10992"/>
+          <w:tab w:val="left" w:pos="11908"/>
+          <w:tab w:val="left" w:pos="12824"/>
+          <w:tab w:val="left" w:pos="13740"/>
+          <w:tab w:val="left" w:pos="14656"/>
+        </w:tabs>
+        <w:spacing w:after="0" w:line="240" w:lineRule="auto"/>
+        <w:rPr>
+          <w:rFonts w:ascii="JetBrains Mono" w:hAnsi="JetBrains Mono" w:cs="JetBrains Mono"/>
+          <w:sz w:val="15"/>
+          <w:szCs w:val="15"/>
+        </w:rPr>
+      </w:pPr>
+      <w:r>
+        <w:rPr>
+          <w:rFonts w:ascii="JetBrains Mono" w:hAnsi="JetBrains Mono" w:cs="JetBrains Mono"/>
+          <w:sz w:val="15"/>
+          <w:szCs w:val="15"/>
+        </w:rPr>
+        <w:t>ALTER TABLE locations</w:t>
+      </w:r>
+      <w:r>
+        <w:rPr>
+          <w:rFonts w:ascii="JetBrains Mono" w:hAnsi="JetBrains Mono" w:cs="JetBrains Mono"/>
+          <w:sz w:val="15"/>
+          <w:szCs w:val="15"/>
+        </w:rPr>
+        <w:br/>
+        <w:t xml:space="preserve">    RENAME TO "sit_location";</w:t>
+      </w:r>
+    </w:p>
+    <w:p>
+      <w:pPr>
+        <w:shd w:val="clear" w:color="auto" w:fill="FFFFFF"/>
+        <w:tabs>
+          <w:tab w:val="left" w:pos="916"/>
+          <w:tab w:val="left" w:pos="1832"/>
+          <w:tab w:val="left" w:pos="2748"/>
+          <w:tab w:val="left" w:pos="3664"/>
+          <w:tab w:val="left" w:pos="4580"/>
+          <w:tab w:val="left" w:pos="5496"/>
+          <w:tab w:val="left" w:pos="6412"/>
+          <w:tab w:val="left" w:pos="7328"/>
+          <w:tab w:val="left" w:pos="8244"/>
+          <w:tab w:val="left" w:pos="9160"/>
+          <w:tab w:val="left" w:pos="10076"/>
+          <w:tab w:val="left" w:pos="10992"/>
+          <w:tab w:val="left" w:pos="11908"/>
+          <w:tab w:val="left" w:pos="12824"/>
+          <w:tab w:val="left" w:pos="13740"/>
+          <w:tab w:val="left" w:pos="14656"/>
+        </w:tabs>
+        <w:spacing w:after="0" w:line="240" w:lineRule="auto"/>
+        <w:rPr>
+          <w:rFonts w:ascii="JetBrains Mono" w:hAnsi="JetBrains Mono" w:cs="JetBrains Mono"/>
+          <w:sz w:val="15"/>
+          <w:szCs w:val="15"/>
+        </w:rPr>
+      </w:pPr>
     </w:p>
     <w:p>
       <w:pPr>
@@ -4978,31 +4763,11 @@
           <w:sz w:val="20"/>
           <w:szCs w:val="20"/>
         </w:rPr>
-        <w:t>Q9. Alter the Employees table to increase the size of the column Employee_id to 10.</w:t>
-      </w:r>
-    </w:p>
-    <w:p>
-      <w:pPr>
-        <w:shd w:val="clear" w:color="auto" w:fill="FFFFFF"/>
-        <w:tabs>
-          <w:tab w:val="left" w:pos="916"/>
-          <w:tab w:val="left" w:pos="1832"/>
-          <w:tab w:val="left" w:pos="2748"/>
-          <w:tab w:val="left" w:pos="3664"/>
-          <w:tab w:val="left" w:pos="4580"/>
-          <w:tab w:val="left" w:pos="5496"/>
-          <w:tab w:val="left" w:pos="6412"/>
-          <w:tab w:val="left" w:pos="7328"/>
-          <w:tab w:val="left" w:pos="8244"/>
-          <w:tab w:val="left" w:pos="9160"/>
-          <w:tab w:val="left" w:pos="10076"/>
-          <w:tab w:val="left" w:pos="10992"/>
-          <w:tab w:val="left" w:pos="11908"/>
-          <w:tab w:val="left" w:pos="12824"/>
-          <w:tab w:val="left" w:pos="13740"/>
-          <w:tab w:val="left" w:pos="14656"/>
-        </w:tabs>
-        <w:spacing w:after="0" w:line="240" w:lineRule="auto"/>
+        <w:t>Q8. Alter the Employees table to modify last_name from char to varchar2.</w:t>
+      </w:r>
+    </w:p>
+    <w:p>
+      <w:pPr>
         <w:rPr>
           <w:rFonts w:ascii="JetBrains Mono" w:hAnsi="JetBrains Mono" w:cs="JetBrains Mono"/>
           <w:sz w:val="15"/>
@@ -5024,37 +4789,8 @@
           <w:szCs w:val="15"/>
         </w:rPr>
         <w:br/>
-        <w:t xml:space="preserve">    ALTER employee_id TYPE BIGINT;</w:t>
-      </w:r>
-    </w:p>
-    <w:p>
-      <w:pPr>
-        <w:shd w:val="clear" w:color="auto" w:fill="FFFFFF"/>
-        <w:tabs>
-          <w:tab w:val="left" w:pos="916"/>
-          <w:tab w:val="left" w:pos="1832"/>
-          <w:tab w:val="left" w:pos="2748"/>
-          <w:tab w:val="left" w:pos="3664"/>
-          <w:tab w:val="left" w:pos="4580"/>
-          <w:tab w:val="left" w:pos="5496"/>
-          <w:tab w:val="left" w:pos="6412"/>
-          <w:tab w:val="left" w:pos="7328"/>
-          <w:tab w:val="left" w:pos="8244"/>
-          <w:tab w:val="left" w:pos="9160"/>
-          <w:tab w:val="left" w:pos="10076"/>
-          <w:tab w:val="left" w:pos="10992"/>
-          <w:tab w:val="left" w:pos="11908"/>
-          <w:tab w:val="left" w:pos="12824"/>
-          <w:tab w:val="left" w:pos="13740"/>
-          <w:tab w:val="left" w:pos="14656"/>
-        </w:tabs>
-        <w:spacing w:after="0" w:line="240" w:lineRule="auto"/>
-        <w:rPr>
-          <w:rFonts w:ascii="JetBrains Mono" w:hAnsi="JetBrains Mono" w:cs="JetBrains Mono"/>
-          <w:sz w:val="15"/>
-          <w:szCs w:val="15"/>
-        </w:rPr>
-      </w:pPr>
+        <w:t xml:space="preserve">    ALTER last_name TYPE VARCHAR(25);</w:t>
+      </w:r>
     </w:p>
     <w:p>
       <w:pPr>
@@ -5072,11 +4808,31 @@
           <w:sz w:val="20"/>
           <w:szCs w:val="20"/>
         </w:rPr>
-        <w:t>Q10. Alter the Employees table to decrease the size of the column last_name to 20.</w:t>
-      </w:r>
-    </w:p>
-    <w:p>
-      <w:pPr>
+        <w:t>Q9. Alter the Employees table to increase the size of the column Employee_id to 10.</w:t>
+      </w:r>
+    </w:p>
+    <w:p>
+      <w:pPr>
+        <w:shd w:val="clear" w:color="auto" w:fill="FFFFFF"/>
+        <w:tabs>
+          <w:tab w:val="left" w:pos="916"/>
+          <w:tab w:val="left" w:pos="1832"/>
+          <w:tab w:val="left" w:pos="2748"/>
+          <w:tab w:val="left" w:pos="3664"/>
+          <w:tab w:val="left" w:pos="4580"/>
+          <w:tab w:val="left" w:pos="5496"/>
+          <w:tab w:val="left" w:pos="6412"/>
+          <w:tab w:val="left" w:pos="7328"/>
+          <w:tab w:val="left" w:pos="8244"/>
+          <w:tab w:val="left" w:pos="9160"/>
+          <w:tab w:val="left" w:pos="10076"/>
+          <w:tab w:val="left" w:pos="10992"/>
+          <w:tab w:val="left" w:pos="11908"/>
+          <w:tab w:val="left" w:pos="12824"/>
+          <w:tab w:val="left" w:pos="13740"/>
+          <w:tab w:val="left" w:pos="14656"/>
+        </w:tabs>
+        <w:spacing w:after="0" w:line="240" w:lineRule="auto"/>
         <w:rPr>
           <w:rFonts w:ascii="JetBrains Mono" w:hAnsi="JetBrains Mono" w:cs="JetBrains Mono"/>
           <w:sz w:val="15"/>
@@ -5098,26 +4854,37 @@
           <w:szCs w:val="15"/>
         </w:rPr>
         <w:br/>
-        <w:t xml:space="preserve">    ALTER last_name TYPE </w:t>
-      </w:r>
-      <w:proofErr w:type="gramStart"/>
-      <w:r>
-        <w:rPr>
-          <w:rFonts w:ascii="JetBrains Mono" w:hAnsi="JetBrains Mono" w:cs="JetBrains Mono"/>
-          <w:sz w:val="15"/>
-          <w:szCs w:val="15"/>
-        </w:rPr>
-        <w:t>VARCHAR(</w:t>
-      </w:r>
-      <w:proofErr w:type="gramEnd"/>
-      <w:r>
-        <w:rPr>
-          <w:rFonts w:ascii="JetBrains Mono" w:hAnsi="JetBrains Mono" w:cs="JetBrains Mono"/>
-          <w:sz w:val="15"/>
-          <w:szCs w:val="15"/>
-        </w:rPr>
-        <w:t>20);</w:t>
-      </w:r>
+        <w:t xml:space="preserve">    ALTER employee_id TYPE BIGINT;</w:t>
+      </w:r>
+    </w:p>
+    <w:p>
+      <w:pPr>
+        <w:shd w:val="clear" w:color="auto" w:fill="FFFFFF"/>
+        <w:tabs>
+          <w:tab w:val="left" w:pos="916"/>
+          <w:tab w:val="left" w:pos="1832"/>
+          <w:tab w:val="left" w:pos="2748"/>
+          <w:tab w:val="left" w:pos="3664"/>
+          <w:tab w:val="left" w:pos="4580"/>
+          <w:tab w:val="left" w:pos="5496"/>
+          <w:tab w:val="left" w:pos="6412"/>
+          <w:tab w:val="left" w:pos="7328"/>
+          <w:tab w:val="left" w:pos="8244"/>
+          <w:tab w:val="left" w:pos="9160"/>
+          <w:tab w:val="left" w:pos="10076"/>
+          <w:tab w:val="left" w:pos="10992"/>
+          <w:tab w:val="left" w:pos="11908"/>
+          <w:tab w:val="left" w:pos="12824"/>
+          <w:tab w:val="left" w:pos="13740"/>
+          <w:tab w:val="left" w:pos="14656"/>
+        </w:tabs>
+        <w:spacing w:after="0" w:line="240" w:lineRule="auto"/>
+        <w:rPr>
+          <w:rFonts w:ascii="JetBrains Mono" w:hAnsi="JetBrains Mono" w:cs="JetBrains Mono"/>
+          <w:sz w:val="15"/>
+          <w:szCs w:val="15"/>
+        </w:rPr>
+      </w:pPr>
     </w:p>
     <w:p>
       <w:pPr>
@@ -5135,7 +4902,7 @@
           <w:sz w:val="20"/>
           <w:szCs w:val="20"/>
         </w:rPr>
-        <w:t>Q11. Alter the Employees table to decrease the size of the column phone_number to 18.</w:t>
+        <w:t>Q10. Alter the Employees table to decrease the size of the column last_name to 20.</w:t>
       </w:r>
     </w:p>
     <w:p>
@@ -5161,25 +4928,7 @@
           <w:szCs w:val="15"/>
         </w:rPr>
         <w:br/>
-        <w:t xml:space="preserve">    ALTER phone_number TYPE </w:t>
-      </w:r>
-      <w:proofErr w:type="gramStart"/>
-      <w:r>
-        <w:rPr>
-          <w:rFonts w:ascii="JetBrains Mono" w:hAnsi="JetBrains Mono" w:cs="JetBrains Mono"/>
-          <w:sz w:val="15"/>
-          <w:szCs w:val="15"/>
-        </w:rPr>
-        <w:t>VARCHAR(</w:t>
-      </w:r>
-      <w:proofErr w:type="gramEnd"/>
-      <w:r>
-        <w:rPr>
-          <w:rFonts w:ascii="JetBrains Mono" w:hAnsi="JetBrains Mono" w:cs="JetBrains Mono"/>
-          <w:sz w:val="15"/>
-          <w:szCs w:val="15"/>
-        </w:rPr>
-        <w:t>18);</w:t>
+        <w:t xml:space="preserve">    ALTER last_name TYPE VARCHAR(20);</w:t>
       </w:r>
     </w:p>
     <w:p>
@@ -5198,19 +4947,44 @@
           <w:sz w:val="20"/>
           <w:szCs w:val="20"/>
         </w:rPr>
-        <w:t xml:space="preserve">Q12. Add a new column ANNSAL in </w:t>
-      </w:r>
-      <w:proofErr w:type="gramStart"/>
-      <w:r>
+        <w:t>Q11. Alter the Employees table to decrease the size of the column phone_number to 18.</w:t>
+      </w:r>
+    </w:p>
+    <w:p>
+      <w:pPr>
+        <w:rPr>
+          <w:rFonts w:ascii="JetBrains Mono" w:hAnsi="JetBrains Mono" w:cs="JetBrains Mono"/>
+          <w:sz w:val="15"/>
+          <w:szCs w:val="15"/>
+        </w:rPr>
+      </w:pPr>
+      <w:r>
+        <w:rPr>
+          <w:rFonts w:ascii="JetBrains Mono" w:hAnsi="JetBrains Mono" w:cs="JetBrains Mono"/>
+          <w:sz w:val="15"/>
+          <w:szCs w:val="15"/>
+        </w:rPr>
+        <w:t>ALTER TABLE employees</w:t>
+      </w:r>
+      <w:r>
+        <w:rPr>
+          <w:rFonts w:ascii="JetBrains Mono" w:hAnsi="JetBrains Mono" w:cs="JetBrains Mono"/>
+          <w:sz w:val="15"/>
+          <w:szCs w:val="15"/>
+        </w:rPr>
+        <w:br/>
+        <w:t xml:space="preserve">    ALTER phone_number TYPE VARCHAR(18);</w:t>
+      </w:r>
+    </w:p>
+    <w:p>
+      <w:pPr>
         <w:rPr>
           <w:b/>
           <w:bCs/>
           <w:sz w:val="20"/>
           <w:szCs w:val="20"/>
         </w:rPr>
-        <w:t>employees</w:t>
-      </w:r>
-      <w:proofErr w:type="gramEnd"/>
+      </w:pPr>
       <w:r>
         <w:rPr>
           <w:b/>
@@ -5218,7 +4992,7 @@
           <w:sz w:val="20"/>
           <w:szCs w:val="20"/>
         </w:rPr>
-        <w:t xml:space="preserve"> table.</w:t>
+        <w:t>Q12. Add a new column ANNSAL in employees table.</w:t>
       </w:r>
     </w:p>
     <w:p>
@@ -5244,25 +5018,7 @@
           <w:szCs w:val="15"/>
         </w:rPr>
         <w:br/>
-        <w:t xml:space="preserve">    ADD annsal </w:t>
-      </w:r>
-      <w:proofErr w:type="gramStart"/>
-      <w:r>
-        <w:rPr>
-          <w:rFonts w:ascii="JetBrains Mono" w:hAnsi="JetBrains Mono" w:cs="JetBrains Mono"/>
-          <w:sz w:val="15"/>
-          <w:szCs w:val="15"/>
-        </w:rPr>
-        <w:t>NUMERIC(</w:t>
-      </w:r>
-      <w:proofErr w:type="gramEnd"/>
-      <w:r>
-        <w:rPr>
-          <w:rFonts w:ascii="JetBrains Mono" w:hAnsi="JetBrains Mono" w:cs="JetBrains Mono"/>
-          <w:sz w:val="15"/>
-          <w:szCs w:val="15"/>
-        </w:rPr>
-        <w:t>8, 2);</w:t>
+        <w:t xml:space="preserve">    ADD annsal NUMERIC(8, 2);</w:t>
       </w:r>
     </w:p>
     <w:p>
@@ -5307,18 +5063,8 @@
           <w:szCs w:val="15"/>
         </w:rPr>
         <w:br/>
-        <w:t>FROM information_</w:t>
-      </w:r>
-      <w:proofErr w:type="gramStart"/>
-      <w:r>
-        <w:rPr>
-          <w:rFonts w:ascii="JetBrains Mono" w:hAnsi="JetBrains Mono" w:cs="JetBrains Mono"/>
-          <w:sz w:val="15"/>
-          <w:szCs w:val="15"/>
-        </w:rPr>
-        <w:t>schema.tables</w:t>
-      </w:r>
-      <w:proofErr w:type="gramEnd"/>
+        <w:t>FROM information_schema.tables</w:t>
+      </w:r>
       <w:r>
         <w:rPr>
           <w:rFonts w:ascii="JetBrains Mono" w:hAnsi="JetBrains Mono" w:cs="JetBrains Mono"/>
@@ -5419,18 +5165,8 @@
           <w:sz w:val="15"/>
           <w:szCs w:val="15"/>
         </w:rPr>
-        <w:t>|table_</w:t>
-      </w:r>
-      <w:proofErr w:type="gramStart"/>
-      <w:r>
-        <w:rPr>
-          <w:rFonts w:ascii="JetBrains Mono" w:hAnsi="JetBrains Mono" w:cs="JetBrains Mono"/>
-          <w:sz w:val="15"/>
-          <w:szCs w:val="15"/>
-        </w:rPr>
-        <w:t>name  |</w:t>
-      </w:r>
-      <w:proofErr w:type="gramEnd"/>
+        <w:t>|table_name  |</w:t>
+      </w:r>
     </w:p>
     <w:p>
       <w:pPr>
@@ -5988,69 +5724,52 @@
           <w:szCs w:val="20"/>
         </w:rPr>
       </w:pPr>
-      <w:r>
+    </w:p>
+    <w:p>
+      <w:pPr>
         <w:rPr>
           <w:b/>
           <w:bCs/>
           <w:sz w:val="20"/>
           <w:szCs w:val="20"/>
         </w:rPr>
-        <w:t>Q14. Alter the above table to decrease the size of the column last_name to 24.</w:t>
-      </w:r>
-    </w:p>
-    <w:p>
-      <w:pPr>
-        <w:rPr>
-          <w:rFonts w:ascii="JetBrains Mono" w:hAnsi="JetBrains Mono" w:cs="JetBrains Mono"/>
-          <w:sz w:val="15"/>
-          <w:szCs w:val="15"/>
-        </w:rPr>
-      </w:pPr>
-      <w:r>
-        <w:rPr>
-          <w:rFonts w:ascii="JetBrains Mono" w:hAnsi="JetBrains Mono" w:cs="JetBrains Mono"/>
-          <w:sz w:val="15"/>
-          <w:szCs w:val="15"/>
-        </w:rPr>
-        <w:t>ALTER TABLE employees</w:t>
-      </w:r>
-      <w:r>
-        <w:rPr>
-          <w:rFonts w:ascii="JetBrains Mono" w:hAnsi="JetBrains Mono" w:cs="JetBrains Mono"/>
-          <w:sz w:val="15"/>
-          <w:szCs w:val="15"/>
-        </w:rPr>
-        <w:br/>
-        <w:t xml:space="preserve">    ALTER last_name TYPE </w:t>
-      </w:r>
-      <w:proofErr w:type="gramStart"/>
-      <w:r>
-        <w:rPr>
-          <w:rFonts w:ascii="JetBrains Mono" w:hAnsi="JetBrains Mono" w:cs="JetBrains Mono"/>
-          <w:sz w:val="15"/>
-          <w:szCs w:val="15"/>
-        </w:rPr>
-        <w:t>VARCHAR(</w:t>
-      </w:r>
-      <w:proofErr w:type="gramEnd"/>
-      <w:r>
-        <w:rPr>
-          <w:rFonts w:ascii="JetBrains Mono" w:hAnsi="JetBrains Mono" w:cs="JetBrains Mono"/>
-          <w:sz w:val="15"/>
-          <w:szCs w:val="15"/>
-        </w:rPr>
-        <w:t>24);</w:t>
-      </w:r>
-    </w:p>
-    <w:p>
-      <w:pPr>
+      </w:pPr>
+      <w:r>
         <w:rPr>
           <w:b/>
           <w:bCs/>
           <w:sz w:val="20"/>
           <w:szCs w:val="20"/>
         </w:rPr>
-      </w:pPr>
+        <w:lastRenderedPageBreak/>
+        <w:t>Q14. Alter the above table to decrease the size of the column last_name to 24.</w:t>
+      </w:r>
+    </w:p>
+    <w:p>
+      <w:pPr>
+        <w:rPr>
+          <w:rFonts w:ascii="JetBrains Mono" w:hAnsi="JetBrains Mono" w:cs="JetBrains Mono"/>
+          <w:sz w:val="15"/>
+          <w:szCs w:val="15"/>
+        </w:rPr>
+      </w:pPr>
+      <w:r>
+        <w:rPr>
+          <w:rFonts w:ascii="JetBrains Mono" w:hAnsi="JetBrains Mono" w:cs="JetBrains Mono"/>
+          <w:sz w:val="15"/>
+          <w:szCs w:val="15"/>
+        </w:rPr>
+        <w:t>ALTER TABLE employees</w:t>
+      </w:r>
+      <w:r>
+        <w:rPr>
+          <w:rFonts w:ascii="JetBrains Mono" w:hAnsi="JetBrains Mono" w:cs="JetBrains Mono"/>
+          <w:sz w:val="15"/>
+          <w:szCs w:val="15"/>
+        </w:rPr>
+        <w:br/>
+        <w:t xml:space="preserve">    ALTER last_name TYPE VARCHAR(24);</w:t>
+      </w:r>
     </w:p>
     <w:p>
       <w:pPr>
@@ -6068,7 +5787,6 @@
           <w:sz w:val="20"/>
           <w:szCs w:val="20"/>
         </w:rPr>
-        <w:lastRenderedPageBreak/>
         <w:t>Q15. Drop the column annsal from the table.</w:t>
       </w:r>
     </w:p>
@@ -6589,18 +6307,8 @@
           <w:szCs w:val="15"/>
         </w:rPr>
         <w:br/>
-        <w:t>FROM information_</w:t>
-      </w:r>
-      <w:proofErr w:type="gramStart"/>
-      <w:r>
-        <w:rPr>
-          <w:rFonts w:ascii="JetBrains Mono" w:hAnsi="JetBrains Mono" w:cs="JetBrains Mono"/>
-          <w:sz w:val="15"/>
-          <w:szCs w:val="15"/>
-        </w:rPr>
-        <w:t>schema.columns</w:t>
-      </w:r>
-      <w:proofErr w:type="gramEnd"/>
+        <w:t>FROM information_schema.columns</w:t>
+      </w:r>
       <w:r>
         <w:rPr>
           <w:rFonts w:ascii="JetBrains Mono" w:hAnsi="JetBrains Mono" w:cs="JetBrains Mono"/>
@@ -6804,25 +6512,7 @@
           <w:sz w:val="15"/>
           <w:szCs w:val="15"/>
         </w:rPr>
-        <w:t>|department_</w:t>
-      </w:r>
-      <w:proofErr w:type="gramStart"/>
-      <w:r>
-        <w:rPr>
-          <w:rFonts w:ascii="JetBrains Mono" w:hAnsi="JetBrains Mono" w:cs="JetBrains Mono"/>
-          <w:sz w:val="15"/>
-          <w:szCs w:val="15"/>
-        </w:rPr>
-        <w:t>id  |</w:t>
-      </w:r>
-      <w:proofErr w:type="gramEnd"/>
-      <w:r>
-        <w:rPr>
-          <w:rFonts w:ascii="JetBrains Mono" w:hAnsi="JetBrains Mono" w:cs="JetBrains Mono"/>
-          <w:sz w:val="15"/>
-          <w:szCs w:val="15"/>
-        </w:rPr>
-        <w:t>integer          |</w:t>
+        <w:t>|department_id  |integer          |</w:t>
       </w:r>
     </w:p>
     <w:p>
@@ -8159,6 +7849,7 @@
   <w:style w:type="character" w:default="1" w:styleId="DefaultParagraphFont">
     <w:name w:val="Default Paragraph Font"/>
     <w:uiPriority w:val="1"/>
+    <w:semiHidden/>
     <w:unhideWhenUsed/>
   </w:style>
   <w:style w:type="table" w:default="1" w:styleId="TableNormal">
